--- a/04_DESARROLLO/08_CONTRATOS_Y_ENDPOINTS_DE_API.docx
+++ b/04_DESARROLLO/08_CONTRATOS_Y_ENDPOINTS_DE_API.docx
@@ -7676,10 +7676,82 @@
         <w:noBreakHyphen/>
         <w:t xml:space="preserve">004 / BUG</w:t>
         <w:noBreakHyphen/>
-        <w:t xml:space="preserve">005:</w:t>
+        <w:t xml:space="preserve">005 corregidos el 2026-10-16:</w:t>
       </w:r>
       <w:r>
-        <w:t xml:space="preserve"> ninguna pantalla del frontend consume estos endpoints, salvo </w:t>
+        <w:t xml:space="preserve"> </w:t>
+      </w:r>
+      <w:r>
+        <w:rPr>
+          <w:rFonts w:ascii="Consolas" w:cs="Consolas" w:eastAsia="Consolas" w:hAnsi="Consolas"/>
+          <w:sz w:val="19"/>
+          <w:szCs w:val="19"/>
+          <w:shd w:fill="F1F5F9" w:color="auto" w:val="clear"/>
+        </w:rPr>
+        <w:t xml:space="preserve">frontend/mi-cuenta.html</w:t>
+      </w:r>
+      <w:r>
+        <w:t xml:space="preserve"> consume el perfil, el cambio de correo, cerrar sesiones y las solicitudes (</w:t>
+      </w:r>
+      <w:r>
+        <w:rPr>
+          <w:rFonts w:ascii="Consolas" w:cs="Consolas" w:eastAsia="Consolas" w:hAnsi="Consolas"/>
+          <w:sz w:val="19"/>
+          <w:szCs w:val="19"/>
+          <w:shd w:fill="F1F5F9" w:color="auto" w:val="clear"/>
+        </w:rPr>
+        <w:t xml:space="preserve">/mis-solicitudes</w:t>
+      </w:r>
+      <w:r>
+        <w:t xml:space="preserve">, </w:t>
+      </w:r>
+      <w:r>
+        <w:rPr>
+          <w:rFonts w:ascii="Consolas" w:cs="Consolas" w:eastAsia="Consolas" w:hAnsi="Consolas"/>
+          <w:sz w:val="19"/>
+          <w:szCs w:val="19"/>
+          <w:shd w:fill="F1F5F9" w:color="auto" w:val="clear"/>
+        </w:rPr>
+        <w:t xml:space="preserve">/solicitud-cambio</w:t>
+      </w:r>
+      <w:r>
+        <w:t xml:space="preserve">); </w:t>
+      </w:r>
+      <w:r>
+        <w:rPr>
+          <w:rFonts w:ascii="Consolas" w:cs="Consolas" w:eastAsia="Consolas" w:hAnsi="Consolas"/>
+          <w:sz w:val="19"/>
+          <w:szCs w:val="19"/>
+          <w:shd w:fill="F1F5F9" w:color="auto" w:val="clear"/>
+        </w:rPr>
+        <w:t xml:space="preserve">frontend/admin-contacto.html</w:t>
+      </w:r>
+      <w:r>
+        <w:t xml:space="preserve"> resuelve </w:t>
+      </w:r>
+      <w:r>
+        <w:rPr>
+          <w:rFonts w:ascii="Consolas" w:cs="Consolas" w:eastAsia="Consolas" w:hAnsi="Consolas"/>
+          <w:sz w:val="19"/>
+          <w:szCs w:val="19"/>
+          <w:shd w:fill="F1F5F9" w:color="auto" w:val="clear"/>
+        </w:rPr>
+        <w:t xml:space="preserve">/solicitudes</w:t>
+      </w:r>
+      <w:r>
+        <w:t xml:space="preserve">; </w:t>
+      </w:r>
+      <w:r>
+        <w:rPr>
+          <w:rFonts w:ascii="Consolas" w:cs="Consolas" w:eastAsia="Consolas" w:hAnsi="Consolas"/>
+          <w:sz w:val="19"/>
+          <w:szCs w:val="19"/>
+          <w:shd w:fill="F1F5F9" w:color="auto" w:val="clear"/>
+        </w:rPr>
+        <w:t xml:space="preserve">cambiar-password.html</w:t>
+      </w:r>
+      <w:r>
+        <w:t xml:space="preserve"> usa </w:t>
       </w:r>
       <w:r>
         <w:rPr>
@@ -7691,19 +7763,7 @@
         <w:t xml:space="preserve">POST /password</w:t>
       </w:r>
       <w:r>
-        <w:t xml:space="preserve"> (</w:t>
-      </w:r>
-      <w:r>
-        <w:rPr>
-          <w:rFonts w:ascii="Consolas" w:cs="Consolas" w:eastAsia="Consolas" w:hAnsi="Consolas"/>
-          <w:sz w:val="19"/>
-          <w:szCs w:val="19"/>
-          <w:shd w:fill="F1F5F9" w:color="auto" w:val="clear"/>
-        </w:rPr>
-        <w:t xml:space="preserve">cambiar-password.html</w:t>
-      </w:r>
-      <w:r>
-        <w:t xml:space="preserve">).</w:t>
+        <w:t xml:space="preserve">.</w:t>
       </w:r>
     </w:p>
     <w:p>
@@ -27079,7 +27139,7 @@
         </w:numPr>
         <w:spacing w:after="40"/>
       </w:pPr>
-      <w:hyperlink w:history="1" r:id="rIdmarbqjctlhh2xcg4at9i5">
+      <w:hyperlink w:history="1" r:id="rIdt1ogsesb54nkowoaxqlat">
         <w:r>
           <w:rPr>
             <w:color w:val="1D4ED8"/>
@@ -27091,7 +27151,7 @@
       <w:r>
         <w:t xml:space="preserve"> · </w:t>
       </w:r>
-      <w:hyperlink w:history="1" r:id="rIdlcfp10w67rd6qkg4igfqm">
+      <w:hyperlink w:history="1" r:id="rIdgyyir1lfj3wdx2pzt2v0-">
         <w:r>
           <w:rPr>
             <w:color w:val="1D4ED8"/>
@@ -27110,7 +27170,7 @@
         </w:numPr>
         <w:spacing w:after="40"/>
       </w:pPr>
-      <w:hyperlink w:history="1" r:id="rIdlvhv639wwzlua3l2y7qas">
+      <w:hyperlink w:history="1" r:id="rIdvmqq0zwiwzabgcvqnsp4s">
         <w:r>
           <w:rPr>
             <w:color w:val="1D4ED8"/>
@@ -27129,7 +27189,7 @@
         </w:numPr>
         <w:spacing w:after="40"/>
       </w:pPr>
-      <w:hyperlink w:history="1" r:id="rIdxor5goosnj1uju0byw604">
+      <w:hyperlink w:history="1" r:id="rId_eovmsg4ccxkf92powqne">
         <w:r>
           <w:rPr>
             <w:color w:val="1D4ED8"/>
@@ -27141,7 +27201,7 @@
       <w:r>
         <w:t xml:space="preserve"> · </w:t>
       </w:r>
-      <w:hyperlink w:history="1" r:id="rId3c2vwbl7eb-cdjsiobxpv">
+      <w:hyperlink w:history="1" r:id="rIdthop5w_weipqn4hvhy8ft">
         <w:r>
           <w:rPr>
             <w:color w:val="1D4ED8"/>
